--- a/중국어_대화문/5부_docx/5부_06화_가오밍저의_어머니.docx
+++ b/중국어_대화문/5부_docx/5부_06화_가오밍저의_어머니.docx
@@ -18,7 +18,7 @@
         <w:t>등장인물:</w:t>
       </w:r>
       <w:r>
-        <w:t xml:space="preserve"> 쑤민 苏敏(42세, 변호사 자격이 취소된 '공민 대리인', 잉훠 창구 운영자) / 가오 어머니 高母(68세, 가오밍저의 어머니, 옛 二化 식당 취사원 퇴직, 훙싱신춘 거주) / 샤오신 小辛(20대 중반, 잉훠 자원활동가) / 샤오완 小婉(39세, 가오밍저의 아내) / 넨녠 念念(11세, 가오밍저의 딸) / 메이뤄란 梅若兰(78세, 은퇴한 변호사협회 비서장, 전화 목소리) / 루 할머니 卢奶奶(92세, 쑤민의 집주인) / 진 사부 金师傅(50대 후반, 전직 임시 운전기사) / 모 과장 莫科长(40대, 안핑시 빈의관 업무과장) / 천 간사 陈干事(30대, 안핑시 감찰위원회 신방 접수실 간사) / 위 조리 俞助理(20대 후반, 안핑시 인민검찰원 통제·신소 접수 창구 검찰 조리)</w:t>
+        <w:t xml:space="preserve"> 쑤민 苏敏(42세, 변호사 자격이 취소된 '공민 대리인', 잉훠 창구 운영자) / 가오 어머니 高母(68세, 가오밍저의 어머니, 옛 二化 식당 취사원 퇴직, 훙싱신춘 거주) / 샤오신 小辛(20대 중반, 잉훠 자원활동가) / 샤오완 小婉(39세, 가오밍저의 아내) / 넨녠 念念(11세, 가오밍저의 딸) / 메이뤄란 梅若兰(79세, 은퇴한 변호사협회 비서장, 전화 목소리) / 루 할머니 卢奶奶(92세, 쑤민의 집주인) / 진 사부 金师傅(50대 후반, 전직 임시 운전기사) / 모 과장 莫科长(40대, 안핑시 빈의관 업무과장) / 천 간사 陈干事(30대, 안핑시 감찰위원회 신방 접수실 간사) / 위 조리 俞助理(20대 후반, 안핑시 인민검찰원 통제·신소 접수 창구 검찰 조리)</w:t>
       </w:r>
     </w:p>
     <w:p>
@@ -867,7 +867,7 @@
         <w:t>梅若兰:</w:t>
       </w:r>
       <w:r>
-        <w:t xml:space="preserve"> 小苏，我不求你原谅我。我七十八岁，手里只有两样东西，我是不会松手的：一样是我对你们两个孩子说过的话，一样是我替人保管的东西。</w:t>
+        <w:t xml:space="preserve"> 小苏，我不求你原谅我。我七十九岁，手里只有两样东西，我是不会松手的：一样是我对你们两个孩子说过的话，一样是我替人保管的东西。</w:t>
       </w:r>
     </w:p>
     <w:p>
@@ -889,7 +889,7 @@
         <w:t>梅若兰:</w:t>
       </w:r>
       <w:r>
-        <w:t xml:space="preserve"> 对。纸在书架最底下那一格，盘在老花镜盒里。不是现在。现在拿，就是“死人留下的东西”，会被人说成遗物，说成编造。要等一个活着的人，带着合法的手续，亲自来要。</w:t>
+        <w:t xml:space="preserve"> 对。纸在书架最底下那一格，U盘在老花镜盒里。不是现在。现在拿，就是“死人留下的东西”，会被人说成遗物，说成编造。要等一个活着的人，带着合法的手续，亲自来要。</w:t>
       </w:r>
     </w:p>
     <w:p>
@@ -1657,7 +1657,7 @@
     </w:p>
     <w:p>
       <w:r>
-        <w:t>(话音未落，小婉的手机响了。是莫科长，声音压得很低，说他凭检察院的接收凭证，向上头报了“司法程序中”，冷藏延到六月一日。小婉没有说话，把手机贴在胸口，站了一会儿。)</w:t>
+        <w:t>(话音未落，小婉的手机响了。是莫科长，声音压得很低，说他凭检察院的接收凭证，向上头报了“司法程序中”，冷藏延到六月十日。小婉没有说话，把手机贴在胸口，站了一会儿。)</w:t>
       </w:r>
     </w:p>
     <w:p>
